--- a/exports/quiz.docx
+++ b/exports/quiz.docx
@@ -12,7 +12,7 @@
     </w:p>
     <w:p>
       <w:r>
-        <w:t>1. What is the primary function of a compiler?</w:t>
+        <w:t>1. What is the main function of corticopontine fibers?</w:t>
       </w:r>
     </w:p>
     <w:p>
@@ -20,7 +20,7 @@
         <w:pStyle w:val="ListBullet"/>
       </w:pPr>
       <w:r>
-        <w:t>A. To translate source code into machine code.</w:t>
+        <w:t>A. To provide input to the motor cranial nerve nuclei.</w:t>
       </w:r>
     </w:p>
     <w:p>
@@ -28,7 +28,7 @@
         <w:pStyle w:val="ListBullet"/>
       </w:pPr>
       <w:r>
-        <w:t>B. To interpret the source code directly.</w:t>
+        <w:t>B. To provide input to the corticospinal tract.</w:t>
       </w:r>
     </w:p>
     <w:p>
@@ -36,7 +36,7 @@
         <w:pStyle w:val="ListBullet"/>
       </w:pPr>
       <w:r>
-        <w:t>C. To debug the source code.</w:t>
+        <w:t>C. To provide input to the reticular formation.</w:t>
       </w:r>
     </w:p>
     <w:p>
@@ -44,7 +44,7 @@
         <w:pStyle w:val="ListBullet"/>
       </w:pPr>
       <w:r>
-        <w:t>D. To optimize the source code for performance.</w:t>
+        <w:t>D. To provide input to the pallium.</w:t>
       </w:r>
     </w:p>
     <w:p>

--- a/exports/quiz.docx
+++ b/exports/quiz.docx
@@ -12,7 +12,7 @@
     </w:p>
     <w:p>
       <w:r>
-        <w:t>1. What is the main function of corticopontine fibers?</w:t>
+        <w:t>1. Which of the following diseases is associated with cerebellar ataxia and progressive dementia?</w:t>
       </w:r>
     </w:p>
     <w:p>
@@ -20,7 +20,7 @@
         <w:pStyle w:val="ListBullet"/>
       </w:pPr>
       <w:r>
-        <w:t>A. To provide input to the motor cranial nerve nuclei.</w:t>
+        <w:t>A. Kuru</w:t>
       </w:r>
     </w:p>
     <w:p>
@@ -28,7 +28,7 @@
         <w:pStyle w:val="ListBullet"/>
       </w:pPr>
       <w:r>
-        <w:t>B. To provide input to the corticospinal tract.</w:t>
+        <w:t>B. Creutzfeldt-Jacob disease</w:t>
       </w:r>
     </w:p>
     <w:p>
@@ -36,7 +36,7 @@
         <w:pStyle w:val="ListBullet"/>
       </w:pPr>
       <w:r>
-        <w:t>C. To provide input to the reticular formation.</w:t>
+        <w:t>C. Scrapie</w:t>
       </w:r>
     </w:p>
     <w:p>
@@ -44,7 +44,81 @@
         <w:pStyle w:val="ListBullet"/>
       </w:pPr>
       <w:r>
-        <w:t>D. To provide input to the pallium.</w:t>
+        <w:t>D. Mad cow disease</w:t>
+      </w:r>
+    </w:p>
+    <w:p>
+      <w:r>
+        <w:t>2. Where is caseous material often located?</w:t>
+      </w:r>
+    </w:p>
+    <w:p>
+      <w:pPr>
+        <w:pStyle w:val="ListBullet"/>
+      </w:pPr>
+      <w:r>
+        <w:t>A. In the basal cisterns</w:t>
+      </w:r>
+    </w:p>
+    <w:p>
+      <w:pPr>
+        <w:pStyle w:val="ListBullet"/>
+      </w:pPr>
+      <w:r>
+        <w:t>B. In the subarachnoid space</w:t>
+      </w:r>
+    </w:p>
+    <w:p>
+      <w:pPr>
+        <w:pStyle w:val="ListBullet"/>
+      </w:pPr>
+      <w:r>
+        <w:t>C. In the convexity of the brain</w:t>
+      </w:r>
+    </w:p>
+    <w:p>
+      <w:pPr>
+        <w:pStyle w:val="ListBullet"/>
+      </w:pPr>
+      <w:r>
+        <w:t>D. In the ventricles</w:t>
+      </w:r>
+    </w:p>
+    <w:p>
+      <w:r>
+        <w:t>3. What is the main clinical signs of diseases expressing these manifestations include kuru, documented in new guinea where human brains were eaten while prepar - ing bodies for burial, creutzfeldt – jacob dis - ease, shown to be transmittable, scrapie, a disease found in sheep, and mad cow disease?</w:t>
+      </w:r>
+    </w:p>
+    <w:p>
+      <w:pPr>
+        <w:pStyle w:val="ListBullet"/>
+      </w:pPr>
+      <w:r>
+        <w:t>A. Cerebellar ataxia and progressive dementia</w:t>
+      </w:r>
+    </w:p>
+    <w:p>
+      <w:pPr>
+        <w:pStyle w:val="ListBullet"/>
+      </w:pPr>
+      <w:r>
+        <w:t>B. Tremor and hypotonia</w:t>
+      </w:r>
+    </w:p>
+    <w:p>
+      <w:pPr>
+        <w:pStyle w:val="ListBullet"/>
+      </w:pPr>
+      <w:r>
+        <w:t>C. Spongiform degeneration of cortical neurons in the cerebellum and cerebrum</w:t>
+      </w:r>
+    </w:p>
+    <w:p>
+      <w:pPr>
+        <w:pStyle w:val="ListBullet"/>
+      </w:pPr>
+      <w:r>
+        <w:t>D. Glial proliferation and cytoplasmic vacuoles</w:t>
       </w:r>
     </w:p>
     <w:p>
@@ -62,7 +136,17 @@
     </w:p>
     <w:p>
       <w:r>
-        <w:t>1. A</w:t>
+        <w:t>1. B</w:t>
+      </w:r>
+    </w:p>
+    <w:p>
+      <w:r>
+        <w:t>2. A</w:t>
+      </w:r>
+    </w:p>
+    <w:p>
+      <w:r>
+        <w:t>3. A</w:t>
       </w:r>
     </w:p>
     <w:sectPr>

--- a/exports/quiz.docx
+++ b/exports/quiz.docx
@@ -7,12 +7,12 @@
         <w:pStyle w:val="Heading1"/>
       </w:pPr>
       <w:r>
-        <w:t>Quiz</w:t>
+        <w:t>Quiz on neurochemicals</w:t>
       </w:r>
     </w:p>
     <w:p>
       <w:r>
-        <w:t>1. Which of the following diseases is associated with cerebellar ataxia and progressive dementia?</w:t>
+        <w:t>1. According to the provided context, which brain structure is primarily associated with the synthesis of dopamine in the human brain?</w:t>
       </w:r>
     </w:p>
     <w:p>
@@ -20,7 +20,7 @@
         <w:pStyle w:val="ListBullet"/>
       </w:pPr>
       <w:r>
-        <w:t>A. Kuru</w:t>
+        <w:t>A. Basal ganglia</w:t>
       </w:r>
     </w:p>
     <w:p>
@@ -28,7 +28,7 @@
         <w:pStyle w:val="ListBullet"/>
       </w:pPr>
       <w:r>
-        <w:t>B. Creutzfeldt-Jacob disease</w:t>
+        <w:t>B. Thalamus</w:t>
       </w:r>
     </w:p>
     <w:p>
@@ -36,7 +36,7 @@
         <w:pStyle w:val="ListBullet"/>
       </w:pPr>
       <w:r>
-        <w:t>C. Scrapie</w:t>
+        <w:t>C. Cerebellum</w:t>
       </w:r>
     </w:p>
     <w:p>
@@ -44,81 +44,7 @@
         <w:pStyle w:val="ListBullet"/>
       </w:pPr>
       <w:r>
-        <w:t>D. Mad cow disease</w:t>
-      </w:r>
-    </w:p>
-    <w:p>
-      <w:r>
-        <w:t>2. Where is caseous material often located?</w:t>
-      </w:r>
-    </w:p>
-    <w:p>
-      <w:pPr>
-        <w:pStyle w:val="ListBullet"/>
-      </w:pPr>
-      <w:r>
-        <w:t>A. In the basal cisterns</w:t>
-      </w:r>
-    </w:p>
-    <w:p>
-      <w:pPr>
-        <w:pStyle w:val="ListBullet"/>
-      </w:pPr>
-      <w:r>
-        <w:t>B. In the subarachnoid space</w:t>
-      </w:r>
-    </w:p>
-    <w:p>
-      <w:pPr>
-        <w:pStyle w:val="ListBullet"/>
-      </w:pPr>
-      <w:r>
-        <w:t>C. In the convexity of the brain</w:t>
-      </w:r>
-    </w:p>
-    <w:p>
-      <w:pPr>
-        <w:pStyle w:val="ListBullet"/>
-      </w:pPr>
-      <w:r>
-        <w:t>D. In the ventricles</w:t>
-      </w:r>
-    </w:p>
-    <w:p>
-      <w:r>
-        <w:t>3. What is the main clinical signs of diseases expressing these manifestations include kuru, documented in new guinea where human brains were eaten while prepar - ing bodies for burial, creutzfeldt – jacob dis - ease, shown to be transmittable, scrapie, a disease found in sheep, and mad cow disease?</w:t>
-      </w:r>
-    </w:p>
-    <w:p>
-      <w:pPr>
-        <w:pStyle w:val="ListBullet"/>
-      </w:pPr>
-      <w:r>
-        <w:t>A. Cerebellar ataxia and progressive dementia</w:t>
-      </w:r>
-    </w:p>
-    <w:p>
-      <w:pPr>
-        <w:pStyle w:val="ListBullet"/>
-      </w:pPr>
-      <w:r>
-        <w:t>B. Tremor and hypotonia</w:t>
-      </w:r>
-    </w:p>
-    <w:p>
-      <w:pPr>
-        <w:pStyle w:val="ListBullet"/>
-      </w:pPr>
-      <w:r>
-        <w:t>C. Spongiform degeneration of cortical neurons in the cerebellum and cerebrum</w:t>
-      </w:r>
-    </w:p>
-    <w:p>
-      <w:pPr>
-        <w:pStyle w:val="ListBullet"/>
-      </w:pPr>
-      <w:r>
-        <w:t>D. Glial proliferation and cytoplasmic vacuoles</w:t>
+        <w:t>D. Cerebrum</w:t>
       </w:r>
     </w:p>
     <w:p>
@@ -136,17 +62,20 @@
     </w:p>
     <w:p>
       <w:r>
-        <w:t>1. B</w:t>
+        <w:t>1. A</w:t>
+      </w:r>
+    </w:p>
+    <w:p>
+      <w:pPr>
+        <w:pStyle w:val="Heading2"/>
+      </w:pPr>
+      <w:r>
+        <w:t>Sources</w:t>
       </w:r>
     </w:p>
     <w:p>
       <w:r>
-        <w:t>2. A</w:t>
-      </w:r>
-    </w:p>
-    <w:p>
-      <w:r>
-        <w:t>3. A</w:t>
+        <w:t>barr_human_nervous_system.pdf | chunk=doc_dd0c01e1_512_00344 | g=512 | pos=344</w:t>
       </w:r>
     </w:p>
     <w:sectPr>

--- a/exports/quiz.docx
+++ b/exports/quiz.docx
@@ -7,12 +7,12 @@
         <w:pStyle w:val="Heading1"/>
       </w:pPr>
       <w:r>
-        <w:t>Quiz on neurochemicals</w:t>
+        <w:t>Quiz on Autonomous Nervous System</w:t>
       </w:r>
     </w:p>
     <w:p>
       <w:r>
-        <w:t>1. According to the provided context, which brain structure is primarily associated with the synthesis of dopamine in the human brain?</w:t>
+        <w:t>1. What are the two main parts of the autonomic nervous system and their primary functions?</w:t>
       </w:r>
     </w:p>
     <w:p>
@@ -20,7 +20,7 @@
         <w:pStyle w:val="ListBullet"/>
       </w:pPr>
       <w:r>
-        <w:t>A. Basal ganglia</w:t>
+        <w:t>A. Sympathetic part - conserves energy, Parasympathetic part - prepares the body for emergencies</w:t>
       </w:r>
     </w:p>
     <w:p>
@@ -28,7 +28,7 @@
         <w:pStyle w:val="ListBullet"/>
       </w:pPr>
       <w:r>
-        <w:t>B. Thalamus</w:t>
+        <w:t>B. Sympathetic part - prepares the body for emergencies, Parasympathetic part - conserves and restores energy</w:t>
       </w:r>
     </w:p>
     <w:p>
@@ -36,7 +36,7 @@
         <w:pStyle w:val="ListBullet"/>
       </w:pPr>
       <w:r>
-        <w:t>C. Cerebellum</w:t>
+        <w:t>C. Sympathetic part - controls voluntary muscles, Parasympathetic part - controls involuntary muscles</w:t>
       </w:r>
     </w:p>
     <w:p>
@@ -44,7 +44,7 @@
         <w:pStyle w:val="ListBullet"/>
       </w:pPr>
       <w:r>
-        <w:t>D. Cerebrum</w:t>
+        <w:t>D. Sympathetic part - controls glands, Parasympathetic part - controls smooth muscles</w:t>
       </w:r>
     </w:p>
     <w:p>
@@ -62,7 +62,7 @@
     </w:p>
     <w:p>
       <w:r>
-        <w:t>1. A</w:t>
+        <w:t>1. B</w:t>
       </w:r>
     </w:p>
     <w:p>
@@ -75,7 +75,7 @@
     </w:p>
     <w:p>
       <w:r>
-        <w:t>barr_human_nervous_system.pdf | chunk=doc_dd0c01e1_512_00344 | g=512 | pos=344</w:t>
+        <w:t>Snell Clinical Neuroanatomy.pdf | chunk=doc_e480feef_128_00032 | g=128 | pos=32</w:t>
       </w:r>
     </w:p>
     <w:sectPr>

--- a/exports/quiz.docx
+++ b/exports/quiz.docx
@@ -7,12 +7,12 @@
         <w:pStyle w:val="Heading1"/>
       </w:pPr>
       <w:r>
-        <w:t>Quiz on Autonomous Nervous System</w:t>
+        <w:t>Quiz on Neurochemicals</w:t>
       </w:r>
     </w:p>
     <w:p>
       <w:r>
-        <w:t>1. What are the two main parts of the autonomic nervous system and their primary functions?</w:t>
+        <w:t>1. In the context of neuroscience research from 1999, which two neurotransmitters are noted for their interaction in the human brain stem and its behavioral implications?</w:t>
       </w:r>
     </w:p>
     <w:p>
@@ -20,7 +20,7 @@
         <w:pStyle w:val="ListBullet"/>
       </w:pPr>
       <w:r>
-        <w:t>A. Sympathetic part - conserves energy, Parasympathetic part - prepares the body for emergencies</w:t>
+        <w:t>A. Dopamine and serotonin</w:t>
       </w:r>
     </w:p>
     <w:p>
@@ -28,7 +28,7 @@
         <w:pStyle w:val="ListBullet"/>
       </w:pPr>
       <w:r>
-        <w:t>B. Sympathetic part - prepares the body for emergencies, Parasympathetic part - conserves and restores energy</w:t>
+        <w:t>B. Corticotropin-releasing hormone and serotonin</w:t>
       </w:r>
     </w:p>
     <w:p>
@@ -36,7 +36,7 @@
         <w:pStyle w:val="ListBullet"/>
       </w:pPr>
       <w:r>
-        <w:t>C. Sympathetic part - controls voluntary muscles, Parasympathetic part - controls involuntary muscles</w:t>
+        <w:t>C. Acetylcholine and dopamine</w:t>
       </w:r>
     </w:p>
     <w:p>
@@ -44,7 +44,155 @@
         <w:pStyle w:val="ListBullet"/>
       </w:pPr>
       <w:r>
-        <w:t>D. Sympathetic part - controls glands, Parasympathetic part - controls smooth muscles</w:t>
+        <w:t>D. GABA and glutamate</w:t>
+      </w:r>
+    </w:p>
+    <w:p>
+      <w:r>
+        <w:t>2. In the context of neuroscience research from 1999, which two neurotransmitters are noted for their interaction in the human brain stem and its behavioral implications?</w:t>
+      </w:r>
+    </w:p>
+    <w:p>
+      <w:pPr>
+        <w:pStyle w:val="ListBullet"/>
+      </w:pPr>
+      <w:r>
+        <w:t>A. Dopamine and serotonin</w:t>
+      </w:r>
+    </w:p>
+    <w:p>
+      <w:pPr>
+        <w:pStyle w:val="ListBullet"/>
+      </w:pPr>
+      <w:r>
+        <w:t>B. GABA and glutamate</w:t>
+      </w:r>
+    </w:p>
+    <w:p>
+      <w:pPr>
+        <w:pStyle w:val="ListBullet"/>
+      </w:pPr>
+      <w:r>
+        <w:t>C. Corticotropin-releasing hormone and serotonin</w:t>
+      </w:r>
+    </w:p>
+    <w:p>
+      <w:pPr>
+        <w:pStyle w:val="ListBullet"/>
+      </w:pPr>
+      <w:r>
+        <w:t>D. Acetylcholine and norepinephrine</w:t>
+      </w:r>
+    </w:p>
+    <w:p>
+      <w:r>
+        <w:t>3. What is the estimated space between adjacent elements in the brain's extracell0ular fluid compartment?</w:t>
+      </w:r>
+    </w:p>
+    <w:p>
+      <w:pPr>
+        <w:pStyle w:val="ListBullet"/>
+      </w:pPr>
+      <w:r>
+        <w:t>A. 100 a</w:t>
+      </w:r>
+    </w:p>
+    <w:p>
+      <w:pPr>
+        <w:pStyle w:val="ListBullet"/>
+      </w:pPr>
+      <w:r>
+        <w:t>B. 200 a</w:t>
+      </w:r>
+    </w:p>
+    <w:p>
+      <w:pPr>
+        <w:pStyle w:val="ListBullet"/>
+      </w:pPr>
+      <w:r>
+        <w:t>C. 300 a</w:t>
+      </w:r>
+    </w:p>
+    <w:p>
+      <w:pPr>
+        <w:pStyle w:val="ListBullet"/>
+      </w:pPr>
+      <w:r>
+        <w:t>D. 400 a</w:t>
+      </w:r>
+    </w:p>
+    <w:p>
+      <w:r>
+        <w:t>4. According to the research by Holt DJ, Graybiel AM, and Saper CB in 1997, what is the neurochemical architecture of the human striatum primarily composed of?</w:t>
+      </w:r>
+    </w:p>
+    <w:p>
+      <w:pPr>
+        <w:pStyle w:val="ListBullet"/>
+      </w:pPr>
+      <w:r>
+        <w:t>A. Serotonin and GABA</w:t>
+      </w:r>
+    </w:p>
+    <w:p>
+      <w:pPr>
+        <w:pStyle w:val="ListBullet"/>
+      </w:pPr>
+      <w:r>
+        <w:t>B. Dopamine and glutamate</w:t>
+      </w:r>
+    </w:p>
+    <w:p>
+      <w:pPr>
+        <w:pStyle w:val="ListBullet"/>
+      </w:pPr>
+      <w:r>
+        <w:t>C. Dopamine and serotonin</w:t>
+      </w:r>
+    </w:p>
+    <w:p>
+      <w:pPr>
+        <w:pStyle w:val="ListBullet"/>
+      </w:pPr>
+      <w:r>
+        <w:t>D. Glutamate and GABA</w:t>
+      </w:r>
+    </w:p>
+    <w:p>
+      <w:r>
+        <w:t>5. Which of the following researchers conducted a study on the ultrastructure of nodes of Ranvier in 1959?</w:t>
+      </w:r>
+    </w:p>
+    <w:p>
+      <w:pPr>
+        <w:pStyle w:val="ListBullet"/>
+      </w:pPr>
+      <w:r>
+        <w:t>A. de Robertis, E. and Bennett, H. (1954)</w:t>
+      </w:r>
+    </w:p>
+    <w:p>
+      <w:pPr>
+        <w:pStyle w:val="ListBullet"/>
+      </w:pPr>
+      <w:r>
+        <w:t>B. de Robertis, E. and Norinski, W.W. and Saez, F. (1965)</w:t>
+      </w:r>
+    </w:p>
+    <w:p>
+      <w:pPr>
+        <w:pStyle w:val="ListBullet"/>
+      </w:pPr>
+      <w:r>
+        <w:t>C. Robinson, J.D. (1958)</w:t>
+      </w:r>
+    </w:p>
+    <w:p>
+      <w:pPr>
+        <w:pStyle w:val="ListBullet"/>
+      </w:pPr>
+      <w:r>
+        <w:t>D. Robinson, J.D. (1959)</w:t>
       </w:r>
     </w:p>
     <w:p>
@@ -66,6 +214,26 @@
       </w:r>
     </w:p>
     <w:p>
+      <w:r>
+        <w:t>2. C</w:t>
+      </w:r>
+    </w:p>
+    <w:p>
+      <w:r>
+        <w:t>3. B</w:t>
+      </w:r>
+    </w:p>
+    <w:p>
+      <w:r>
+        <w:t>4. B</w:t>
+      </w:r>
+    </w:p>
+    <w:p>
+      <w:r>
+        <w:t>5. D</w:t>
+      </w:r>
+    </w:p>
+    <w:p>
       <w:pPr>
         <w:pStyle w:val="Heading2"/>
       </w:pPr>
@@ -75,7 +243,27 @@
     </w:p>
     <w:p>
       <w:r>
-        <w:t>Snell Clinical Neuroanatomy.pdf | chunk=doc_e480feef_128_00032 | g=128 | pos=32</w:t>
+        <w:t>the_human_nervous_system_Charles_R_Noback.pdf | chunk=doc_99d01612_128_01673 | g=128 | pos=1673</w:t>
+      </w:r>
+    </w:p>
+    <w:p>
+      <w:r>
+        <w:t>the_human_nervous_system_Charles_R_Noback.pdf | chunk=doc_4c5c950b_128_01673 | g=128 | pos=1673</w:t>
+      </w:r>
+    </w:p>
+    <w:p>
+      <w:r>
+        <w:t>Carpenter Human-Neuroanatomy_text.pdf | chunk=doc_96554193_512_00056 | g=512 | pos=56</w:t>
+      </w:r>
+    </w:p>
+    <w:p>
+      <w:r>
+        <w:t>barr_human_nervous_system.pdf | chunk=doc_dd0c01e1_128_01099 | g=128 | pos=1099</w:t>
+      </w:r>
+    </w:p>
+    <w:p>
+      <w:r>
+        <w:t>Carpenter Human-Neuroanatomy_text.pdf | chunk=doc_96554193_512_01027 | g=512 | pos=1027</w:t>
       </w:r>
     </w:p>
     <w:sectPr>

--- a/exports/quiz.docx
+++ b/exports/quiz.docx
@@ -7,12 +7,12 @@
         <w:pStyle w:val="Heading1"/>
       </w:pPr>
       <w:r>
-        <w:t>Quiz on Neurochemicals</w:t>
+        <w:t>Quiz on Parts of the brain</w:t>
       </w:r>
     </w:p>
     <w:p>
       <w:r>
-        <w:t>1. In the context of neuroscience research from 1999, which two neurotransmitters are noted for their interaction in the human brain stem and its behavioral implications?</w:t>
+        <w:t>1. Which part of the brain is primarily responsible for skilled movement?</w:t>
       </w:r>
     </w:p>
     <w:p>
@@ -20,7 +20,7 @@
         <w:pStyle w:val="ListBullet"/>
       </w:pPr>
       <w:r>
-        <w:t>A. Dopamine and serotonin</w:t>
+        <w:t>A. Cerebellum</w:t>
       </w:r>
     </w:p>
     <w:p>
@@ -28,7 +28,7 @@
         <w:pStyle w:val="ListBullet"/>
       </w:pPr>
       <w:r>
-        <w:t>B. Corticotropin-releasing hormone and serotonin</w:t>
+        <w:t>B. Cortex</w:t>
       </w:r>
     </w:p>
     <w:p>
@@ -36,7 +36,7 @@
         <w:pStyle w:val="ListBullet"/>
       </w:pPr>
       <w:r>
-        <w:t>C. Acetylcholine and dopamine</w:t>
+        <w:t>C. Grey matter</w:t>
       </w:r>
     </w:p>
     <w:p>
@@ -44,12 +44,12 @@
         <w:pStyle w:val="ListBullet"/>
       </w:pPr>
       <w:r>
-        <w:t>D. GABA and glutamate</w:t>
+        <w:t>D. Brain stem</w:t>
       </w:r>
     </w:p>
     <w:p>
       <w:r>
-        <w:t>2. In the context of neuroscience research from 1999, which two neurotransmitters are noted for their interaction in the human brain stem and its behavioral implications?</w:t>
+        <w:t>2. What are the two main parts of the cerebrum, and where is the diencephalon located in relation to the third ventricle and cerebral aqueduct?</w:t>
       </w:r>
     </w:p>
     <w:p>
@@ -57,7 +57,7 @@
         <w:pStyle w:val="ListBullet"/>
       </w:pPr>
       <w:r>
-        <w:t>A. Dopamine and serotonin</w:t>
+        <w:t>A. The cerebrum is divided into the diencephalon and the telencephalon; the diencephalon is located posterior to the third ventricle and anterior to the cerebral aqueduct.</w:t>
       </w:r>
     </w:p>
     <w:p>
@@ -65,7 +65,7 @@
         <w:pStyle w:val="ListBullet"/>
       </w:pPr>
       <w:r>
-        <w:t>B. GABA and glutamate</w:t>
+        <w:t>B. The cerebrum is divided into the diencephalon and the telencephalon; the diencephalon is located posterior to the cerebral aqueduct and anterior to the third ventricle.</w:t>
       </w:r>
     </w:p>
     <w:p>
@@ -73,7 +73,7 @@
         <w:pStyle w:val="ListBullet"/>
       </w:pPr>
       <w:r>
-        <w:t>C. Corticotropin-releasing hormone and serotonin</w:t>
+        <w:t>C. The cerebrum is divided into the diencephalon and the telencephalon; the diencephalon is located posterior to the third ventricle and anterior to the cerebral aqueduct.</w:t>
       </w:r>
     </w:p>
     <w:p>
@@ -81,12 +81,12 @@
         <w:pStyle w:val="ListBullet"/>
       </w:pPr>
       <w:r>
-        <w:t>D. Acetylcholine and norepinephrine</w:t>
+        <w:t>D. The cerebrum is divided into the diencephalon and the telencephalon; the diencephalon is located posterior to the cerebral aqueduct and anterior to the third ventricle.</w:t>
       </w:r>
     </w:p>
     <w:p>
       <w:r>
-        <w:t>3. What is the estimated space between adjacent elements in the brain's extracell0ular fluid compartment?</w:t>
+        <w:t>3. What are the two main parts of the cerebrum, and where is the diencephalon located in relation to the third ventricle and cerebral aqueduct?</w:t>
       </w:r>
     </w:p>
     <w:p>
@@ -94,7 +94,7 @@
         <w:pStyle w:val="ListBullet"/>
       </w:pPr>
       <w:r>
-        <w:t>A. 100 a</w:t>
+        <w:t>A. The cerebrum is divided into the diencephalon and the telencephalon; the diencephalon is located posterior to the third ventricle and anterior to the cerebral aqueduct.</w:t>
       </w:r>
     </w:p>
     <w:p>
@@ -102,7 +102,7 @@
         <w:pStyle w:val="ListBullet"/>
       </w:pPr>
       <w:r>
-        <w:t>B. 200 a</w:t>
+        <w:t>B. The cerebrum is divided into the diencephalon and the telencephalon; the diencephalon is located posterior to the cerebral aqueduct and anterior to the third ventricle.</w:t>
       </w:r>
     </w:p>
     <w:p>
@@ -110,7 +110,7 @@
         <w:pStyle w:val="ListBullet"/>
       </w:pPr>
       <w:r>
-        <w:t>C. 300 a</w:t>
+        <w:t>C. The cerebrum is divided into the diencephalon and the telencephalon; the diencephalon is located posterior to the third ventricle and anterior to the cerebral aqueduct.</w:t>
       </w:r>
     </w:p>
     <w:p>
@@ -118,81 +118,7 @@
         <w:pStyle w:val="ListBullet"/>
       </w:pPr>
       <w:r>
-        <w:t>D. 400 a</w:t>
-      </w:r>
-    </w:p>
-    <w:p>
-      <w:r>
-        <w:t>4. According to the research by Holt DJ, Graybiel AM, and Saper CB in 1997, what is the neurochemical architecture of the human striatum primarily composed of?</w:t>
-      </w:r>
-    </w:p>
-    <w:p>
-      <w:pPr>
-        <w:pStyle w:val="ListBullet"/>
-      </w:pPr>
-      <w:r>
-        <w:t>A. Serotonin and GABA</w:t>
-      </w:r>
-    </w:p>
-    <w:p>
-      <w:pPr>
-        <w:pStyle w:val="ListBullet"/>
-      </w:pPr>
-      <w:r>
-        <w:t>B. Dopamine and glutamate</w:t>
-      </w:r>
-    </w:p>
-    <w:p>
-      <w:pPr>
-        <w:pStyle w:val="ListBullet"/>
-      </w:pPr>
-      <w:r>
-        <w:t>C. Dopamine and serotonin</w:t>
-      </w:r>
-    </w:p>
-    <w:p>
-      <w:pPr>
-        <w:pStyle w:val="ListBullet"/>
-      </w:pPr>
-      <w:r>
-        <w:t>D. Glutamate and GABA</w:t>
-      </w:r>
-    </w:p>
-    <w:p>
-      <w:r>
-        <w:t>5. Which of the following researchers conducted a study on the ultrastructure of nodes of Ranvier in 1959?</w:t>
-      </w:r>
-    </w:p>
-    <w:p>
-      <w:pPr>
-        <w:pStyle w:val="ListBullet"/>
-      </w:pPr>
-      <w:r>
-        <w:t>A. de Robertis, E. and Bennett, H. (1954)</w:t>
-      </w:r>
-    </w:p>
-    <w:p>
-      <w:pPr>
-        <w:pStyle w:val="ListBullet"/>
-      </w:pPr>
-      <w:r>
-        <w:t>B. de Robertis, E. and Norinski, W.W. and Saez, F. (1965)</w:t>
-      </w:r>
-    </w:p>
-    <w:p>
-      <w:pPr>
-        <w:pStyle w:val="ListBullet"/>
-      </w:pPr>
-      <w:r>
-        <w:t>C. Robinson, J.D. (1958)</w:t>
-      </w:r>
-    </w:p>
-    <w:p>
-      <w:pPr>
-        <w:pStyle w:val="ListBullet"/>
-      </w:pPr>
-      <w:r>
-        <w:t>D. Robinson, J.D. (1959)</w:t>
+        <w:t>D. The cerebrum is divided into the diencephalon and the telencephalon; the diencephalon is located posterior to the cerebral aqueduct and anterior to the third ventricle.</w:t>
       </w:r>
     </w:p>
     <w:p>
@@ -210,7 +136,7 @@
     </w:p>
     <w:p>
       <w:r>
-        <w:t>1. B</w:t>
+        <w:t>1. A</w:t>
       </w:r>
     </w:p>
     <w:p>
@@ -220,17 +146,7 @@
     </w:p>
     <w:p>
       <w:r>
-        <w:t>3. B</w:t>
-      </w:r>
-    </w:p>
-    <w:p>
-      <w:r>
-        <w:t>4. B</w:t>
-      </w:r>
-    </w:p>
-    <w:p>
-      <w:r>
-        <w:t>5. D</w:t>
+        <w:t>3. C</w:t>
       </w:r>
     </w:p>
     <w:p>
@@ -243,27 +159,17 @@
     </w:p>
     <w:p>
       <w:r>
-        <w:t>the_human_nervous_system_Charles_R_Noback.pdf | chunk=doc_99d01612_128_01673 | g=128 | pos=1673</w:t>
+        <w:t>Ch3slides.pptx | chunk=doc_0fd5eddc_512_00002 | g=512 | pos=2</w:t>
       </w:r>
     </w:p>
     <w:p>
       <w:r>
-        <w:t>the_human_nervous_system_Charles_R_Noback.pdf | chunk=doc_4c5c950b_128_01673 | g=128 | pos=1673</w:t>
+        <w:t>Snell Clinical Neuroanatomy.pdf | chunk=doc_d35be9e1_128_01298 | g=128 | pos=1298</w:t>
       </w:r>
     </w:p>
     <w:p>
       <w:r>
-        <w:t>Carpenter Human-Neuroanatomy_text.pdf | chunk=doc_96554193_512_00056 | g=512 | pos=56</w:t>
-      </w:r>
-    </w:p>
-    <w:p>
-      <w:r>
-        <w:t>barr_human_nervous_system.pdf | chunk=doc_dd0c01e1_128_01099 | g=128 | pos=1099</w:t>
-      </w:r>
-    </w:p>
-    <w:p>
-      <w:r>
-        <w:t>Carpenter Human-Neuroanatomy_text.pdf | chunk=doc_96554193_512_01027 | g=512 | pos=1027</w:t>
+        <w:t>Snell Clinical Neuroanatomy.pdf | chunk=doc_a03e906d_128_01298 | g=128 | pos=1298</w:t>
       </w:r>
     </w:p>
     <w:sectPr>
